--- a/releases/evt-pre-20/2026-09-30-rev-d/Программа_EVT_и_Мухоед/01_Программы_и_формы/Программа_и_методики_EVT_PRE_20.docx
+++ b/releases/evt-pre-20/2026-09-30-rev-d/Программа_EVT_и_Мухоед/01_Программы_и_формы/Программа_и_методики_EVT_PRE_20.docx
@@ -14,7 +14,7 @@
     <w:p>
       <w:pPr/>
       <w:r>
-        <w:t>Дионея · EVT-PRE-20 · 29 сентября 2026 года · комплект для подготовки закупки и производства</w:t>
+        <w:t>Дионея · EVT-PRE-20 · 30 сентября 2026 года · Rev D · комплект для подготовки закупки и производства</w:t>
       </w:r>
     </w:p>
     <w:p>
@@ -87,6 +87,20 @@
       <w:pPr/>
       <w:r>
         <w:t>Матрица испытаний, EOL-реестр, журнал отклонений и трассировка требований находятся в отдельной электронной книге «EVT_матрица_и_отчеты.xlsx». Для итогового протокола приложить конфигурацию, список серийных номеров, ссылки и SHA-256 сырых файлов, отклонения и решение независимого проверяющего.</w:t>
+      </w:r>
+    </w:p>
+    <w:p>
+      <w:pPr>
+        <w:pStyle w:val="2"/>
+      </w:pPr>
+      <w:r>
+        <w:t>Управляемые первые изделия Rev D</w:t>
+      </w:r>
+    </w:p>
+    <w:p>
+      <w:pPr/>
+      <w:r>
+        <w:t>До размножения PCB-MIC принять первую плату/панель по открытому порту Ø0,8, монтажу MK1 и PDM. До размножения жгутов принять один полный комплект по обжиму, распайке, сопротивлению и установленной трассе.</w:t>
       </w:r>
     </w:p>
     <w:sectPr>

--- a/releases/evt-pre-20/2026-09-30-rev-d/Программа_EVT_и_Мухоед/01_Программы_и_формы/Программа_и_методики_EVT_PRE_20.docx
+++ b/releases/evt-pre-20/2026-09-30-rev-d/Программа_EVT_и_Мухоед/01_Программы_и_формы/Программа_и_методики_EVT_PRE_20.docx
@@ -5,105 +5,235 @@
     <w:p>
       <w:pPr>
         <w:pStyle w:val="a3"/>
-        <w:jc w:val="left"/>
+        <w:keepNext/>
+        <w:spacing w:line="240" w:lineRule="auto" w:before="0" w:after="0"/>
+        <w:ind w:firstLine="0"/>
+        <w:jc w:val="both"/>
       </w:pPr>
       <w:r>
+        <w:rPr>
+          <w:rFonts w:ascii="Times New Roman" w:hAnsi="Times New Roman" w:eastAsia="Times New Roman" w:cs="Times New Roman"/>
+          <w:b/>
+          <w:sz w:val="28"/>
+        </w:rPr>
         <w:t>Программа и методики испытаний EVT PRE 20</w:t>
       </w:r>
     </w:p>
     <w:p>
-      <w:pPr/>
+      <w:pPr>
+        <w:spacing w:line="240" w:lineRule="auto" w:before="0" w:after="0"/>
+        <w:ind w:firstLine="709"/>
+        <w:jc w:val="both"/>
+      </w:pPr>
       <w:r>
+        <w:rPr>
+          <w:rFonts w:ascii="Times New Roman" w:hAnsi="Times New Roman" w:eastAsia="Times New Roman" w:cs="Times New Roman"/>
+          <w:sz w:val="28"/>
+        </w:rPr>
         <w:t>Дионея · EVT-PRE-20 · 30 сентября 2026 года · Rev D · комплект для подготовки закупки и производства</w:t>
       </w:r>
     </w:p>
     <w:p>
-      <w:pPr/>
+      <w:pPr>
+        <w:spacing w:line="240" w:lineRule="auto" w:before="0" w:after="0"/>
+        <w:ind w:firstLine="709"/>
+        <w:jc w:val="both"/>
+      </w:pPr>
       <w:r>
+        <w:rPr>
+          <w:rFonts w:ascii="Times New Roman" w:hAnsi="Times New Roman" w:eastAsia="Times New Roman" w:cs="Times New Roman"/>
+          <w:sz w:val="28"/>
+        </w:rPr>
         <w:t>Программа относится к фактически собранному первому лоту 20 станций. Исходные протоколы host или серверного replay не заменяют аппаратные измерения. Результат каждого испытания привязывается к серийному номеру, ревизии аппаратуры и версии прошивки.</w:t>
       </w:r>
     </w:p>
     <w:p>
       <w:pPr>
         <w:pStyle w:val="2"/>
+        <w:keepNext/>
+        <w:spacing w:line="240" w:lineRule="auto" w:before="0" w:after="0"/>
+        <w:ind w:firstLine="0"/>
+        <w:jc w:val="both"/>
       </w:pPr>
       <w:r>
+        <w:rPr>
+          <w:rFonts w:ascii="Times New Roman" w:hAnsi="Times New Roman" w:eastAsia="Times New Roman" w:cs="Times New Roman"/>
+          <w:b/>
+          <w:sz w:val="28"/>
+        </w:rPr>
         <w:t>Подготовка и популяция</w:t>
       </w:r>
     </w:p>
     <w:p>
-      <w:pPr/>
+      <w:pPr>
+        <w:spacing w:line="240" w:lineRule="auto" w:before="0" w:after="0"/>
+        <w:ind w:firstLine="709"/>
+        <w:jc w:val="both"/>
+      </w:pPr>
       <w:r>
+        <w:rPr>
+          <w:rFonts w:ascii="Times New Roman" w:hAnsi="Times New Roman" w:eastAsia="Times New Roman" w:cs="Times New Roman"/>
+          <w:sz w:val="28"/>
+        </w:rPr>
         <w:t>Перед стартом зафиксировать BOM/AVL, три платы, корпус, жгуты, прошивку, профили RU868 и public APN, калибровку приборов, площадку и пределы приёмки. Все 20 станций проходят идентификацию, визуальный контроль, питание S0…S4, четыре аудиоканала, GNSS/PPS, BLE, LTE/TLS, store-and-forward и базовый LoRa test. Разрушающие испытания назначаются отдельным списком; образец после них не возвращается в обычный полевой пул без решения.</w:t>
       </w:r>
     </w:p>
     <w:p>
-      <w:pPr/>
+      <w:pPr>
+        <w:spacing w:line="240" w:lineRule="auto" w:before="0" w:after="0"/>
+        <w:ind w:firstLine="709"/>
+        <w:jc w:val="both"/>
+      </w:pPr>
       <w:r>
+        <w:rPr>
+          <w:rFonts w:ascii="Times New Roman" w:hAnsi="Times New Roman" w:eastAsia="Times New Roman" w:cs="Times New Roman"/>
+          <w:sz w:val="28"/>
+        </w:rPr>
         <w:t>Для каждой станции заполнить маршрутный лист, EOL-реестр и ссылки на сырые логи. Данные отчётов хешируются; PASS без измерения, лога или отчёта запрещён.</w:t>
       </w:r>
     </w:p>
     <w:p>
       <w:pPr>
         <w:pStyle w:val="2"/>
+        <w:keepNext/>
+        <w:spacing w:line="240" w:lineRule="auto" w:before="0" w:after="0"/>
+        <w:ind w:firstLine="0"/>
+        <w:jc w:val="both"/>
       </w:pPr>
       <w:r>
+        <w:rPr>
+          <w:rFonts w:ascii="Times New Roman" w:hAnsi="Times New Roman" w:eastAsia="Times New Roman" w:cs="Times New Roman"/>
+          <w:b/>
+          <w:sz w:val="28"/>
+        </w:rPr>
         <w:t>Порядок</w:t>
       </w:r>
     </w:p>
     <w:p>
-      <w:pPr/>
+      <w:pPr>
+        <w:spacing w:line="240" w:lineRule="auto" w:before="0" w:after="0"/>
+        <w:ind w:firstLine="709"/>
+        <w:jc w:val="both"/>
+      </w:pPr>
       <w:r>
+        <w:rPr>
+          <w:rFonts w:ascii="Times New Roman" w:hAnsi="Times New Roman" w:eastAsia="Times New Roman" w:cs="Times New Roman"/>
+          <w:sz w:val="28"/>
+        </w:rPr>
         <w:t>Сначала проверить комплектность и контрольные суммы, входной контроль, оснастку и эталонные образцы. Затем собрать весь лот с индивидуальными travellers и выполнить 100 % EOL. После базового функционального EVT провести назначенные температурные, влаговые, механические, RF, акустические, энергетические и полевые проверки. После каждого стресса повторить критические функции и закрыть отклонения.</w:t>
       </w:r>
     </w:p>
     <w:p>
-      <w:pPr/>
+      <w:pPr>
+        <w:spacing w:line="240" w:lineRule="auto" w:before="0" w:after="0"/>
+        <w:ind w:firstLine="709"/>
+        <w:jc w:val="both"/>
+      </w:pPr>
       <w:r>
+        <w:rPr>
+          <w:rFonts w:ascii="Times New Roman" w:hAnsi="Times New Roman" w:eastAsia="Times New Roman" w:cs="Times New Roman"/>
+          <w:sz w:val="28"/>
+        </w:rPr>
         <w:t>PDM-жгут проверить на минимальной, 150 мм, максимальной и максимальной плюс 20 % длине; на всех четырёх каналах и при −40, +23 и +70 °C. Сравнить R1 0/22/33/47/49,9 Ом; зафиксировать уровни, фронты, выбросы, ringing, setup/hold, DMA/PDM ошибки и задержку каналов. Отдельно проверить помехи от BG95 и LoRa.</w:t>
       </w:r>
     </w:p>
     <w:p>
-      <w:pPr/>
+      <w:pPr>
+        <w:spacing w:line="240" w:lineRule="auto" w:before="0" w:after="0"/>
+        <w:ind w:firstLine="709"/>
+        <w:jc w:val="both"/>
+      </w:pPr>
       <w:r>
+        <w:rPr>
+          <w:rFonts w:ascii="Times New Roman" w:hAnsi="Times New Roman" w:eastAsia="Times New Roman" w:cs="Times New Roman"/>
+          <w:sz w:val="28"/>
+        </w:rPr>
         <w:t>Проверить корректность питания, предохранителя, cold charge inhibit, температурное поведение батареи/MPPT, RF и GNSS coexistence, ориентацию и акустическую передачу микрофонных pods. Пределы Pd/FAR, дистанции, локализации, ветровой нагрузки и IP должны быть утверждены заказчиком до формального PASS.</w:t>
       </w:r>
     </w:p>
     <w:p>
       <w:pPr>
         <w:pStyle w:val="2"/>
+        <w:keepNext/>
+        <w:spacing w:line="240" w:lineRule="auto" w:before="0" w:after="0"/>
+        <w:ind w:firstLine="0"/>
+        <w:jc w:val="both"/>
       </w:pPr>
       <w:r>
+        <w:rPr>
+          <w:rFonts w:ascii="Times New Roman" w:hAnsi="Times New Roman" w:eastAsia="Times New Roman" w:cs="Times New Roman"/>
+          <w:b/>
+          <w:sz w:val="28"/>
+        </w:rPr>
         <w:t>Оценка и отчёт</w:t>
       </w:r>
     </w:p>
     <w:p>
-      <w:pPr/>
+      <w:pPr>
+        <w:spacing w:line="240" w:lineRule="auto" w:before="0" w:after="0"/>
+        <w:ind w:firstLine="709"/>
+        <w:jc w:val="both"/>
+      </w:pPr>
       <w:r>
+        <w:rPr>
+          <w:rFonts w:ascii="Times New Roman" w:hAnsi="Times New Roman" w:eastAsia="Times New Roman" w:cs="Times New Roman"/>
+          <w:sz w:val="28"/>
+        </w:rPr>
         <w:t>PASS требует закрытия всех P0 требований, отсутствия открытого blocker/critical и сохранённого первичного evidence. CONDITIONAL допустим только для принятого заказчиком отклонения без риска безопасности с владельцем и сроком. FAIL ставится при нарушении безопасности, питания, герметизации, защищённого обновления, идентичности, целостности протокола или утверждённого критерия. NOT RUN означает отсутствие измерения или не начатый тест.</w:t>
       </w:r>
     </w:p>
     <w:p>
-      <w:pPr/>
+      <w:pPr>
+        <w:spacing w:line="240" w:lineRule="auto" w:before="0" w:after="0"/>
+        <w:ind w:firstLine="709"/>
+        <w:jc w:val="both"/>
+      </w:pPr>
       <w:r>
+        <w:rPr>
+          <w:rFonts w:ascii="Times New Roman" w:hAnsi="Times New Roman" w:eastAsia="Times New Roman" w:cs="Times New Roman"/>
+          <w:sz w:val="28"/>
+        </w:rPr>
         <w:t>Матрица испытаний, EOL-реестр, журнал отклонений и трассировка требований находятся в отдельной электронной книге «EVT_матрица_и_отчеты.xlsx». Для итогового протокола приложить конфигурацию, список серийных номеров, ссылки и SHA-256 сырых файлов, отклонения и решение независимого проверяющего.</w:t>
       </w:r>
     </w:p>
     <w:p>
       <w:pPr>
         <w:pStyle w:val="2"/>
+        <w:keepNext/>
+        <w:spacing w:line="240" w:lineRule="auto" w:before="0" w:after="0"/>
+        <w:ind w:firstLine="0"/>
+        <w:jc w:val="both"/>
       </w:pPr>
       <w:r>
+        <w:rPr>
+          <w:rFonts w:ascii="Times New Roman" w:hAnsi="Times New Roman" w:eastAsia="Times New Roman" w:cs="Times New Roman"/>
+          <w:b/>
+          <w:sz w:val="28"/>
+        </w:rPr>
         <w:t>Управляемые первые изделия Rev D</w:t>
       </w:r>
     </w:p>
     <w:p>
-      <w:pPr/>
+      <w:pPr>
+        <w:spacing w:line="240" w:lineRule="auto" w:before="0" w:after="0"/>
+        <w:ind w:firstLine="709"/>
+        <w:jc w:val="both"/>
+      </w:pPr>
       <w:r>
+        <w:rPr>
+          <w:rFonts w:ascii="Times New Roman" w:hAnsi="Times New Roman" w:eastAsia="Times New Roman" w:cs="Times New Roman"/>
+          <w:sz w:val="28"/>
+        </w:rPr>
         <w:t>До размножения PCB-MIC принять первую плату/панель по открытому порту Ø0,8, монтажу MK1 и PDM. До размножения жгутов принять один полный комплект по обжиму, распайке, сопротивлению и установленной трассе.</w:t>
       </w:r>
     </w:p>
     <w:sectPr>
+      <w:headerReference w:type="default" r:id="rId7"/>
+      <w:footerReference w:type="default" r:id="rId8"/>
+      <w:headerReference w:type="first" r:id="rId9"/>
+      <w:footerReference w:type="first" r:id="rId10"/>
+      <w:headerReference w:type="even" r:id="rId11"/>
+      <w:footerReference w:type="even" r:id="rId12"/>
       <w:pgSz w:w="11906" w:h="16838"/>
       <w:pgMar w:top="1134" w:right="850" w:bottom="1134" w:left="1701" w:header="708" w:footer="708" w:gutter="0"/>
       <w:cols w:space="720"/>
@@ -111,6 +241,84 @@
     </w:sectPr>
   </w:body>
 </w:document>
+</file>
+
+<file path=word/footer1.xml><?xml version="1.0" encoding="utf-8"?>
+<w:ftr xmlns:m="http://schemas.openxmlformats.org/officeDocument/2006/math" xmlns:mc="http://schemas.openxmlformats.org/markup-compatibility/2006" xmlns:mo="http://schemas.microsoft.com/office/mac/office/2008/main" xmlns:mv="urn:schemas-microsoft-com:mac:vml" xmlns:o="urn:schemas-microsoft-com:office:office" xmlns:r="http://schemas.openxmlformats.org/officeDocument/2006/relationships" xmlns:v="urn:schemas-microsoft-com:vml" xmlns:w10="urn:schemas-microsoft-com:office:word" xmlns:w14="http://schemas.microsoft.com/office/word/2010/wordml" xmlns:w="http://schemas.openxmlformats.org/wordprocessingml/2006/main" xmlns:wne="http://schemas.microsoft.com/office/word/2006/wordml" xmlns:wp14="http://schemas.microsoft.com/office/word/2010/wordprocessingDrawing" xmlns:wp="http://schemas.openxmlformats.org/drawingml/2006/wordprocessingDrawing" xmlns:wpc="http://schemas.microsoft.com/office/word/2010/wordprocessingCanvas" xmlns:wpg="http://schemas.microsoft.com/office/word/2010/wordprocessingGroup" xmlns:wpi="http://schemas.microsoft.com/office/word/2010/wordprocessingInk" xmlns:wps="http://schemas.microsoft.com/office/word/2010/wordprocessingShape" mc:Ignorable="w14 wp14">
+  <w:p>
+    <w:pPr>
+      <w:pStyle w:val="Footer"/>
+      <w:spacing w:line="240" w:lineRule="auto" w:before="0" w:after="0"/>
+      <w:ind w:firstLine="709"/>
+      <w:jc w:val="both"/>
+    </w:pPr>
+  </w:p>
+</w:ftr>
+</file>
+
+<file path=word/footer2.xml><?xml version="1.0" encoding="utf-8"?>
+<w:ftr xmlns:m="http://schemas.openxmlformats.org/officeDocument/2006/math" xmlns:mc="http://schemas.openxmlformats.org/markup-compatibility/2006" xmlns:mo="http://schemas.microsoft.com/office/mac/office/2008/main" xmlns:mv="urn:schemas-microsoft-com:mac:vml" xmlns:o="urn:schemas-microsoft-com:office:office" xmlns:r="http://schemas.openxmlformats.org/officeDocument/2006/relationships" xmlns:v="urn:schemas-microsoft-com:vml" xmlns:w10="urn:schemas-microsoft-com:office:word" xmlns:w14="http://schemas.microsoft.com/office/word/2010/wordml" xmlns:w="http://schemas.openxmlformats.org/wordprocessingml/2006/main" xmlns:wne="http://schemas.microsoft.com/office/word/2006/wordml" xmlns:wp14="http://schemas.microsoft.com/office/word/2010/wordprocessingDrawing" xmlns:wp="http://schemas.openxmlformats.org/drawingml/2006/wordprocessingDrawing" xmlns:wpc="http://schemas.microsoft.com/office/word/2010/wordprocessingCanvas" xmlns:wpg="http://schemas.microsoft.com/office/word/2010/wordprocessingGroup" xmlns:wpi="http://schemas.microsoft.com/office/word/2010/wordprocessingInk" xmlns:wps="http://schemas.microsoft.com/office/word/2010/wordprocessingShape" mc:Ignorable="w14 wp14">
+  <w:p>
+    <w:pPr>
+      <w:pStyle w:val="Footer"/>
+      <w:spacing w:line="240" w:lineRule="auto" w:before="0" w:after="0"/>
+      <w:ind w:firstLine="709"/>
+      <w:jc w:val="both"/>
+    </w:pPr>
+  </w:p>
+</w:ftr>
+</file>
+
+<file path=word/footer3.xml><?xml version="1.0" encoding="utf-8"?>
+<w:ftr xmlns:m="http://schemas.openxmlformats.org/officeDocument/2006/math" xmlns:mc="http://schemas.openxmlformats.org/markup-compatibility/2006" xmlns:mo="http://schemas.microsoft.com/office/mac/office/2008/main" xmlns:mv="urn:schemas-microsoft-com:mac:vml" xmlns:o="urn:schemas-microsoft-com:office:office" xmlns:r="http://schemas.openxmlformats.org/officeDocument/2006/relationships" xmlns:v="urn:schemas-microsoft-com:vml" xmlns:w10="urn:schemas-microsoft-com:office:word" xmlns:w14="http://schemas.microsoft.com/office/word/2010/wordml" xmlns:w="http://schemas.openxmlformats.org/wordprocessingml/2006/main" xmlns:wne="http://schemas.microsoft.com/office/word/2006/wordml" xmlns:wp14="http://schemas.microsoft.com/office/word/2010/wordprocessingDrawing" xmlns:wp="http://schemas.openxmlformats.org/drawingml/2006/wordprocessingDrawing" xmlns:wpc="http://schemas.microsoft.com/office/word/2010/wordprocessingCanvas" xmlns:wpg="http://schemas.microsoft.com/office/word/2010/wordprocessingGroup" xmlns:wpi="http://schemas.microsoft.com/office/word/2010/wordprocessingInk" xmlns:wps="http://schemas.microsoft.com/office/word/2010/wordprocessingShape" mc:Ignorable="w14 wp14">
+  <w:p>
+    <w:pPr>
+      <w:pStyle w:val="Footer"/>
+      <w:spacing w:line="240" w:lineRule="auto" w:before="0" w:after="0"/>
+      <w:ind w:firstLine="709"/>
+      <w:jc w:val="both"/>
+    </w:pPr>
+  </w:p>
+</w:ftr>
+</file>
+
+<file path=word/header1.xml><?xml version="1.0" encoding="utf-8"?>
+<w:hdr xmlns:m="http://schemas.openxmlformats.org/officeDocument/2006/math" xmlns:mc="http://schemas.openxmlformats.org/markup-compatibility/2006" xmlns:mo="http://schemas.microsoft.com/office/mac/office/2008/main" xmlns:mv="urn:schemas-microsoft-com:mac:vml" xmlns:o="urn:schemas-microsoft-com:office:office" xmlns:r="http://schemas.openxmlformats.org/officeDocument/2006/relationships" xmlns:v="urn:schemas-microsoft-com:vml" xmlns:w10="urn:schemas-microsoft-com:office:word" xmlns:w14="http://schemas.microsoft.com/office/word/2010/wordml" xmlns:w="http://schemas.openxmlformats.org/wordprocessingml/2006/main" xmlns:wne="http://schemas.microsoft.com/office/word/2006/wordml" xmlns:wp14="http://schemas.microsoft.com/office/word/2010/wordprocessingDrawing" xmlns:wp="http://schemas.openxmlformats.org/drawingml/2006/wordprocessingDrawing" xmlns:wpc="http://schemas.microsoft.com/office/word/2010/wordprocessingCanvas" xmlns:wpg="http://schemas.microsoft.com/office/word/2010/wordprocessingGroup" xmlns:wpi="http://schemas.microsoft.com/office/word/2010/wordprocessingInk" xmlns:wps="http://schemas.microsoft.com/office/word/2010/wordprocessingShape" mc:Ignorable="w14 wp14">
+  <w:p>
+    <w:pPr>
+      <w:pStyle w:val="Header"/>
+      <w:spacing w:line="240" w:lineRule="auto" w:before="0" w:after="0"/>
+      <w:ind w:firstLine="709"/>
+      <w:jc w:val="both"/>
+    </w:pPr>
+  </w:p>
+</w:hdr>
+</file>
+
+<file path=word/header2.xml><?xml version="1.0" encoding="utf-8"?>
+<w:hdr xmlns:m="http://schemas.openxmlformats.org/officeDocument/2006/math" xmlns:mc="http://schemas.openxmlformats.org/markup-compatibility/2006" xmlns:mo="http://schemas.microsoft.com/office/mac/office/2008/main" xmlns:mv="urn:schemas-microsoft-com:mac:vml" xmlns:o="urn:schemas-microsoft-com:office:office" xmlns:r="http://schemas.openxmlformats.org/officeDocument/2006/relationships" xmlns:v="urn:schemas-microsoft-com:vml" xmlns:w10="urn:schemas-microsoft-com:office:word" xmlns:w14="http://schemas.microsoft.com/office/word/2010/wordml" xmlns:w="http://schemas.openxmlformats.org/wordprocessingml/2006/main" xmlns:wne="http://schemas.microsoft.com/office/word/2006/wordml" xmlns:wp14="http://schemas.microsoft.com/office/word/2010/wordprocessingDrawing" xmlns:wp="http://schemas.openxmlformats.org/drawingml/2006/wordprocessingDrawing" xmlns:wpc="http://schemas.microsoft.com/office/word/2010/wordprocessingCanvas" xmlns:wpg="http://schemas.microsoft.com/office/word/2010/wordprocessingGroup" xmlns:wpi="http://schemas.microsoft.com/office/word/2010/wordprocessingInk" xmlns:wps="http://schemas.microsoft.com/office/word/2010/wordprocessingShape" mc:Ignorable="w14 wp14">
+  <w:p>
+    <w:pPr>
+      <w:pStyle w:val="Header"/>
+      <w:spacing w:line="240" w:lineRule="auto" w:before="0" w:after="0"/>
+      <w:ind w:firstLine="709"/>
+      <w:jc w:val="both"/>
+    </w:pPr>
+  </w:p>
+</w:hdr>
+</file>
+
+<file path=word/header3.xml><?xml version="1.0" encoding="utf-8"?>
+<w:hdr xmlns:m="http://schemas.openxmlformats.org/officeDocument/2006/math" xmlns:mc="http://schemas.openxmlformats.org/markup-compatibility/2006" xmlns:mo="http://schemas.microsoft.com/office/mac/office/2008/main" xmlns:mv="urn:schemas-microsoft-com:mac:vml" xmlns:o="urn:schemas-microsoft-com:office:office" xmlns:r="http://schemas.openxmlformats.org/officeDocument/2006/relationships" xmlns:v="urn:schemas-microsoft-com:vml" xmlns:w10="urn:schemas-microsoft-com:office:word" xmlns:w14="http://schemas.microsoft.com/office/word/2010/wordml" xmlns:w="http://schemas.openxmlformats.org/wordprocessingml/2006/main" xmlns:wne="http://schemas.microsoft.com/office/word/2006/wordml" xmlns:wp14="http://schemas.microsoft.com/office/word/2010/wordprocessingDrawing" xmlns:wp="http://schemas.openxmlformats.org/drawingml/2006/wordprocessingDrawing" xmlns:wpc="http://schemas.microsoft.com/office/word/2010/wordprocessingCanvas" xmlns:wpg="http://schemas.microsoft.com/office/word/2010/wordprocessingGroup" xmlns:wpi="http://schemas.microsoft.com/office/word/2010/wordprocessingInk" xmlns:wps="http://schemas.microsoft.com/office/word/2010/wordprocessingShape" mc:Ignorable="w14 wp14">
+  <w:p>
+    <w:pPr>
+      <w:pStyle w:val="Header"/>
+      <w:spacing w:line="240" w:lineRule="auto" w:before="0" w:after="0"/>
+      <w:ind w:firstLine="709"/>
+      <w:jc w:val="both"/>
+    </w:pPr>
+  </w:p>
+</w:hdr>
 </file>
 
 <file path=word/numbering.xml><?xml version="1.0" encoding="utf-8"?>
@@ -719,18 +927,32 @@
   <w:style w:type="paragraph" w:default="1" w:styleId="a">
     <w:name w:val="Normal"/>
     <w:qFormat/>
+    <w:pPr>
+      <w:spacing w:line="240" w:lineRule="auto" w:before="0" w:after="0"/>
+      <w:ind w:firstLine="709"/>
+      <w:jc w:val="both"/>
+    </w:pPr>
+    <w:rPr>
+      <w:rFonts w:ascii="Times New Roman" w:hAnsi="Times New Roman"/>
+      <w:b w:val="0"/>
+      <w:sz w:val="28"/>
+    </w:rPr>
   </w:style>
   <w:style w:type="paragraph" w:styleId="1">
     <w:name w:val="heading 1"/>
     <w:qFormat/>
     <w:pPr>
+      <w:spacing w:line="240" w:lineRule="auto" w:before="0" w:after="0"/>
+      <w:ind w:firstLine="709"/>
+      <w:jc w:val="both"/>
       <w:outlineLvl w:val="0"/>
     </w:pPr>
     <w:rPr>
+      <w:rFonts w:ascii="Times New Roman" w:hAnsi="Times New Roman"/>
       <w:b/>
       <w:bCs/>
       <w:color w:val="000000"/>
-      <w:sz w:val="32"/>
+      <w:sz w:val="28"/>
       <w:szCs w:val="32"/>
     </w:rPr>
   </w:style>
@@ -738,23 +960,33 @@
     <w:name w:val="heading 2"/>
     <w:qFormat/>
     <w:pPr>
+      <w:spacing w:line="240" w:lineRule="auto" w:before="0" w:after="0"/>
+      <w:ind w:firstLine="709"/>
+      <w:jc w:val="both"/>
       <w:outlineLvl w:val="1"/>
     </w:pPr>
     <w:rPr>
+      <w:rFonts w:ascii="Times New Roman" w:hAnsi="Times New Roman"/>
       <w:b/>
       <w:bCs/>
       <w:color w:val="000000"/>
+      <w:sz w:val="28"/>
     </w:rPr>
   </w:style>
   <w:style w:type="paragraph" w:styleId="3">
     <w:name w:val="heading 3"/>
     <w:qFormat/>
     <w:pPr>
+      <w:spacing w:line="240" w:lineRule="auto" w:before="0" w:after="0"/>
+      <w:ind w:firstLine="709"/>
+      <w:jc w:val="both"/>
       <w:outlineLvl w:val="2"/>
     </w:pPr>
     <w:rPr>
+      <w:rFonts w:ascii="Times New Roman" w:hAnsi="Times New Roman"/>
+      <w:b/>
       <w:color w:val="1F4D78"/>
-      <w:sz w:val="24"/>
+      <w:sz w:val="28"/>
       <w:szCs w:val="24"/>
     </w:rPr>
   </w:style>
@@ -762,32 +994,50 @@
     <w:name w:val="heading 4"/>
     <w:qFormat/>
     <w:pPr>
+      <w:spacing w:line="240" w:lineRule="auto" w:before="0" w:after="0"/>
+      <w:ind w:firstLine="709"/>
+      <w:jc w:val="both"/>
       <w:outlineLvl w:val="3"/>
     </w:pPr>
     <w:rPr>
+      <w:rFonts w:ascii="Times New Roman" w:hAnsi="Times New Roman"/>
+      <w:b/>
       <w:i/>
       <w:iCs/>
       <w:color w:val="2E74B5"/>
+      <w:sz w:val="28"/>
     </w:rPr>
   </w:style>
   <w:style w:type="paragraph" w:styleId="5">
     <w:name w:val="heading 5"/>
     <w:qFormat/>
     <w:pPr>
+      <w:spacing w:line="240" w:lineRule="auto" w:before="0" w:after="0"/>
+      <w:ind w:firstLine="709"/>
+      <w:jc w:val="both"/>
       <w:outlineLvl w:val="4"/>
     </w:pPr>
     <w:rPr>
+      <w:rFonts w:ascii="Times New Roman" w:hAnsi="Times New Roman"/>
+      <w:b/>
       <w:color w:val="2E74B5"/>
+      <w:sz w:val="28"/>
     </w:rPr>
   </w:style>
   <w:style w:type="paragraph" w:styleId="6">
     <w:name w:val="heading 6"/>
     <w:qFormat/>
     <w:pPr>
+      <w:spacing w:line="240" w:lineRule="auto" w:before="0" w:after="0"/>
+      <w:ind w:firstLine="709"/>
+      <w:jc w:val="both"/>
       <w:outlineLvl w:val="5"/>
     </w:pPr>
     <w:rPr>
+      <w:rFonts w:ascii="Times New Roman" w:hAnsi="Times New Roman"/>
+      <w:b/>
       <w:color w:val="1F4D78"/>
+      <w:sz w:val="28"/>
     </w:rPr>
   </w:style>
   <w:style w:type="character" w:default="1" w:styleId="a0">
@@ -820,24 +1070,47 @@
   <w:style w:type="paragraph" w:styleId="a3">
     <w:name w:val="Title"/>
     <w:qFormat/>
-    <w:rPr>
-      <w:rFonts w:ascii="Arial" w:hAnsi="Arial"/>
+    <w:pPr>
+      <w:spacing w:line="240" w:lineRule="auto" w:before="0" w:after="0"/>
+      <w:ind w:firstLine="709"/>
+      <w:jc w:val="both"/>
+    </w:pPr>
+    <w:rPr>
+      <w:rFonts w:ascii="Times New Roman" w:hAnsi="Times New Roman"/>
+      <w:b/>
       <w:color w:val="000000"/>
-      <w:sz w:val="36"/>
+      <w:sz w:val="28"/>
       <w:szCs w:val="56"/>
     </w:rPr>
   </w:style>
   <w:style w:type="paragraph" w:customStyle="1" w:styleId="10">
     <w:name w:val="Строгий1"/>
     <w:qFormat/>
-    <w:rPr>
-      <w:b/>
+    <w:pPr>
+      <w:spacing w:line="240" w:lineRule="auto" w:before="0" w:after="0"/>
+      <w:ind w:firstLine="709"/>
+      <w:jc w:val="both"/>
+    </w:pPr>
+    <w:rPr>
+      <w:rFonts w:ascii="Times New Roman" w:hAnsi="Times New Roman"/>
+      <w:b w:val="0"/>
       <w:bCs/>
+      <w:sz w:val="28"/>
     </w:rPr>
   </w:style>
   <w:style w:type="paragraph" w:styleId="a4">
     <w:name w:val="List Paragraph"/>
     <w:qFormat/>
+    <w:pPr>
+      <w:spacing w:line="240" w:lineRule="auto" w:before="0" w:after="0"/>
+      <w:ind w:firstLine="709"/>
+      <w:jc w:val="both"/>
+    </w:pPr>
+    <w:rPr>
+      <w:rFonts w:ascii="Times New Roman" w:hAnsi="Times New Roman"/>
+      <w:b w:val="0"/>
+      <w:sz w:val="28"/>
+    </w:rPr>
   </w:style>
   <w:style w:type="character" w:styleId="a5">
     <w:name w:val="Hyperlink"/>
@@ -863,8 +1136,15 @@
     <w:uiPriority w:val="99"/>
     <w:semiHidden/>
     <w:unhideWhenUsed/>
-    <w:rPr>
-      <w:sz w:val="20"/>
+    <w:pPr>
+      <w:spacing w:line="240" w:lineRule="auto" w:before="0" w:after="0"/>
+      <w:ind w:firstLine="709"/>
+      <w:jc w:val="both"/>
+    </w:pPr>
+    <w:rPr>
+      <w:rFonts w:ascii="Times New Roman" w:hAnsi="Times New Roman"/>
+      <w:b w:val="0"/>
+      <w:sz w:val="28"/>
       <w:szCs w:val="20"/>
     </w:rPr>
   </w:style>
@@ -894,8 +1174,15 @@
     <w:uiPriority w:val="99"/>
     <w:semiHidden/>
     <w:unhideWhenUsed/>
-    <w:rPr>
-      <w:sz w:val="20"/>
+    <w:pPr>
+      <w:spacing w:line="240" w:lineRule="auto" w:before="0" w:after="0"/>
+      <w:ind w:firstLine="709"/>
+      <w:jc w:val="both"/>
+    </w:pPr>
+    <w:rPr>
+      <w:rFonts w:ascii="Times New Roman" w:hAnsi="Times New Roman"/>
+      <w:b w:val="0"/>
+      <w:sz w:val="28"/>
       <w:szCs w:val="20"/>
     </w:rPr>
   </w:style>

--- a/releases/evt-pre-20/2026-09-30-rev-d/Программа_EVT_и_Мухоед/01_Программы_и_формы/Программа_и_методики_EVT_PRE_20.docx
+++ b/releases/evt-pre-20/2026-09-30-rev-d/Программа_EVT_и_Мухоед/01_Программы_и_формы/Программа_и_методики_EVT_PRE_20.docx
@@ -224,7 +224,7 @@
           <w:rFonts w:ascii="Times New Roman" w:hAnsi="Times New Roman" w:eastAsia="Times New Roman" w:cs="Times New Roman"/>
           <w:sz w:val="28"/>
         </w:rPr>
-        <w:t>До размножения PCB-MIC принять первую плату/панель по открытому порту Ø0,8, монтажу MK1 и PDM. До размножения жгутов принять один полный комплект по обжиму, распайке, сопротивлению и установленной трассе.</w:t>
+        <w:t>После изготовления всей партии PCB-MIC выбрать плату или панель и проверить открытый порт Ø0,8, монтаж MK1 и PDM. При дефекте изолировать и проверить затронутую партию. До размножения жгутов принять один полный комплект по обжиму, распайке, сопротивлению и установленной трассе.</w:t>
       </w:r>
     </w:p>
     <w:sectPr>

--- a/releases/evt-pre-20/2026-09-30-rev-d/Программа_EVT_и_Мухоед/01_Программы_и_формы/Программа_и_методики_EVT_PRE_20.docx
+++ b/releases/evt-pre-20/2026-09-30-rev-d/Программа_EVT_и_Мухоед/01_Программы_и_формы/Программа_и_методики_EVT_PRE_20.docx
@@ -41,10 +41,10 @@
       </w:pPr>
       <w:r>
         <w:rPr>
-          <w:rFonts w:ascii="Times New Roman" w:hAnsi="Times New Roman" w:eastAsia="Times New Roman" w:cs="Times New Roman"/>
+          <w:rFonts w:ascii="Times New Roman" w:hAnsi="Times New Roman"/>
           <w:sz w:val="28"/>
         </w:rPr>
-        <w:t>Программа относится к фактически собранному первому лоту 20 станций. Исходные протоколы host или серверного replay не заменяют аппаратные измерения. Результат каждого испытания привязывается к серийному номеру, ревизии аппаратуры и версии прошивки.</w:t>
+        <w:t>Программа относится к первому лоту из 20 фактически собранных станций. Для него заказаны полные партии 22 PCB-MAIN, 22 PCB-PWR и 80 PCB-MIC PCBA без остановки после первых образцов; две MAIN и две PWR остаются резервом. Исходные протоколы host или серверного replay не заменяют аппаратные измерения. Каждый результат связывается с серийным номером, ревизией и версией прошивки.</w:t>
       </w:r>
     </w:p>
     <w:p>
@@ -117,10 +117,10 @@
       </w:pPr>
       <w:r>
         <w:rPr>
-          <w:rFonts w:ascii="Times New Roman" w:hAnsi="Times New Roman" w:eastAsia="Times New Roman" w:cs="Times New Roman"/>
+          <w:rFonts w:ascii="Times New Roman" w:hAnsi="Times New Roman"/>
           <w:sz w:val="28"/>
         </w:rPr>
-        <w:t>Сначала проверить комплектность и контрольные суммы, входной контроль, оснастку и эталонные образцы. Затем собрать весь лот с индивидуальными travellers и выполнить 100 % EOL. После базового функционального EVT провести назначенные температурные, влаговые, механические, RF, акустические, энергетические и полевые проверки. После каждого стресса повторить критические функции и закрыть отклонения.</w:t>
+        <w:t>До запуска панелей фабрика подтверждает фактические стеки, DFM и обработку 76 из 76 переходов PCB-MAIN. Затем проверяются комплектность, контрольные суммы, входной контроль и оснастка; вся партия плат производится без паузы. После монтажа выбирают два PCB-MAIN, два PCB-PWR и одну PCB-MIC или панель для углублённой проверки, не задерживая изготовление остальных. Все 20 собранных станций проходят индивидуальный EOL; далее назначенные температурные, механические, RF, акустические, энергетические и полевые испытания. После стресса повторяют критические функции и закрывают отклонения.</w:t>
       </w:r>
     </w:p>
     <w:p>
@@ -145,10 +145,10 @@
       </w:pPr>
       <w:r>
         <w:rPr>
-          <w:rFonts w:ascii="Times New Roman" w:hAnsi="Times New Roman" w:eastAsia="Times New Roman" w:cs="Times New Roman"/>
+          <w:rFonts w:ascii="Times New Roman" w:hAnsi="Times New Roman"/>
           <w:sz w:val="28"/>
         </w:rPr>
-        <w:t>Проверить корректность питания, предохранителя, cold charge inhibit, температурное поведение батареи/MPPT, RF и GNSS coexistence, ориентацию и акустическую передачу микрофонных pods. Пределы Pd/FAR, дистанции, локализации, ветровой нагрузки и IP должны быть утверждены заказчиком до формального PASS.</w:t>
+        <w:t>Проверить питание, предохранитель, запрет холодного заряда RB40, работу MPPT и 80 Вт солнечной панели, три установленных антенных тракта и GNSS/RF coexistence, ориентацию и акустическую передачу четырёх микрофонных модулей. PCB-MAIN испытывается по фактической трассировке без заказанного контролируемого импеданса и без гарантии 50 Ом. Пределы Pd/FAR, дальности, локализации, RF, ветровой нагрузки и IP утверждаются заказчиком до формального PASS.</w:t>
       </w:r>
     </w:p>
     <w:p>
@@ -206,11 +206,11 @@
       </w:pPr>
       <w:r>
         <w:rPr>
-          <w:rFonts w:ascii="Times New Roman" w:hAnsi="Times New Roman" w:eastAsia="Times New Roman" w:cs="Times New Roman"/>
+          <w:rFonts w:ascii="Times New Roman" w:hAnsi="Times New Roman"/>
           <w:b/>
           <w:sz w:val="28"/>
         </w:rPr>
-        <w:t>Управляемые первые изделия Rev D</w:t>
+        <w:t>Контроль полной партии плат и печатных корпусов</w:t>
       </w:r>
     </w:p>
     <w:p>
@@ -221,10 +221,10 @@
       </w:pPr>
       <w:r>
         <w:rPr>
-          <w:rFonts w:ascii="Times New Roman" w:hAnsi="Times New Roman" w:eastAsia="Times New Roman" w:cs="Times New Roman"/>
+          <w:rFonts w:ascii="Times New Roman" w:hAnsi="Times New Roman"/>
           <w:sz w:val="28"/>
         </w:rPr>
-        <w:t>После изготовления всей партии PCB-MIC выбрать плату или панель и проверить открытый порт Ø0,8, монтаж MK1 и PDM. При дефекте изолировать и проверить затронутую партию. До размножения жгутов принять один полный комплект по обжиму, распайке, сопротивлению и установленной трассе.</w:t>
+        <w:t>После изготовления всех 80 PCB-MIC проверить по AOI каждую плату, а выбранную плату или панель дополнительно проверить по открытому порту Ø0,80 мм, монтажу MK1 и PDM. При дефекте изолировать затронутую партию. Первый лот из 20 корпусов изготавливается 3D-печатью по предварительным моделям с обязательной примеркой, проверкой прочности, герметизации и акустики; второй лот также может быть печатным. Литьевые модели остаются предварительными данными для DFM. До размножения жгутов принять один полный комплект по обжиму, распайке, сопротивлению и установленной трассе. Пошаговые процедуры и состав evidence приведены в отдельном документе «Методики_испытаний_EVT_PRE_20.docx».</w:t>
       </w:r>
     </w:p>
     <w:sectPr>
